--- a/SR-woodcraft-brainstorm.docx
+++ b/SR-woodcraft-brainstorm.docx
@@ -137,74 +137,13 @@
       </w:r>
       <w:proofErr w:type="spellEnd"/>
     </w:p>
-    <w:p/>
-    <w:p>
-      <w:r>
-        <w:t>Pages:</w:t>
-      </w:r>
-    </w:p>
-    <w:p>
-      <w:pPr>
-        <w:pStyle w:val="ListParagraph"/>
-        <w:numPr>
-          <w:ilvl w:val="0"/>
-          <w:numId w:val="1"/>
-        </w:numPr>
-      </w:pPr>
-      <w:r>
-        <w:t>Home</w:t>
-      </w:r>
-    </w:p>
-    <w:p>
-      <w:pPr>
-        <w:pStyle w:val="ListParagraph"/>
-        <w:numPr>
-          <w:ilvl w:val="0"/>
-          <w:numId w:val="1"/>
-        </w:numPr>
-      </w:pPr>
-    </w:p>
-    <w:p>
-      <w:pPr>
-        <w:pStyle w:val="ListParagraph"/>
-        <w:numPr>
-          <w:ilvl w:val="0"/>
-          <w:numId w:val="1"/>
-        </w:numPr>
-      </w:pPr>
-      <w:r>
-        <w:t>About</w:t>
-      </w:r>
-    </w:p>
-    <w:p>
-      <w:pPr>
-        <w:pStyle w:val="ListParagraph"/>
-        <w:numPr>
-          <w:ilvl w:val="0"/>
-          <w:numId w:val="1"/>
-        </w:numPr>
-      </w:pPr>
-      <w:r>
-        <w:t xml:space="preserve">Contact </w:t>
-      </w:r>
-    </w:p>
-    <w:p>
-      <w:pPr>
-        <w:pStyle w:val="ListParagraph"/>
-        <w:numPr>
-          <w:ilvl w:val="0"/>
-          <w:numId w:val="1"/>
-        </w:numPr>
-      </w:pPr>
-      <w:r>
-        <w:t>Footer</w:t>
-      </w:r>
-    </w:p>
     <w:p>
       <w:pPr>
         <w:pStyle w:val="ListParagraph"/>
       </w:pPr>
     </w:p>
+    <w:p/>
+    <w:p/>
     <w:p/>
     <w:sectPr>
       <w:pgSz w:w="11906" w:h="16838"/>
@@ -939,7 +878,6 @@
   <w:style w:type="character" w:default="1" w:styleId="DefaultParagraphFont">
     <w:name w:val="Default Paragraph Font"/>
     <w:uiPriority w:val="1"/>
-    <w:semiHidden/>
     <w:unhideWhenUsed/>
   </w:style>
   <w:style w:type="table" w:default="1" w:styleId="TableNormal">
